--- a/teaching/MAT341/MAT341_Linear_Algebra_Syllabus.docx
+++ b/teaching/MAT341/MAT341_Linear_Algebra_Syllabus.docx
@@ -212,6 +212,7 @@
         </w:rPr>
         <w:t xml:space="preserve"> </w:t>
       </w:r>
+      <w:bookmarkStart w:id="0" w:name="_GoBack"/>
       <w:proofErr w:type="spellStart"/>
       <w:r>
         <w:rPr>
@@ -224,7 +225,14 @@
         <w:rPr>
           <w:sz w:val="20"/>
         </w:rPr>
-        <w:t>, Gilbert. Introduction to Linear Algebra. 5th ed. Wellesley-Cambridge Press, 2016. ISBN: 9780980232776</w:t>
+        <w:t>, Gilbert. Introduction to Linear Algebra. 5th ed.</w:t>
+      </w:r>
+      <w:bookmarkEnd w:id="0"/>
+      <w:r>
+        <w:rPr>
+          <w:sz w:val="20"/>
+        </w:rPr>
+        <w:t xml:space="preserve"> Wellesley-Cambridge Press, 2016. ISBN: 9780980232776</w:t>
       </w:r>
     </w:p>
     <w:p>
@@ -851,10 +859,6 @@
     <w:p>
       <w:pPr>
         <w:pStyle w:val="ListParagraph"/>
-        <w:numPr>
-          <w:ilvl w:val="0"/>
-          <w:numId w:val="7"/>
-        </w:numPr>
         <w:rPr>
           <w:sz w:val="20"/>
         </w:rPr>
@@ -3277,15 +3281,13 @@
       <w:pPr>
         <w:pStyle w:val="Normal1"/>
         <w:rPr>
-          <w:rFonts w:eastAsiaTheme="minorEastAsia" w:hint="eastAsia"/>
+          <w:rFonts w:eastAsiaTheme="minorEastAsia"/>
           <w:color w:val="2E2C1F"/>
           <w:sz w:val="20"/>
           <w:szCs w:val="20"/>
           <w:lang w:eastAsia="zh-CN"/>
         </w:rPr>
       </w:pPr>
-      <w:bookmarkStart w:id="0" w:name="_GoBack"/>
-      <w:bookmarkEnd w:id="0"/>
     </w:p>
     <w:sectPr>
       <w:headerReference w:type="even" r:id="rId7"/>
@@ -3392,7 +3394,7 @@
       <w:rPr>
         <w:noProof/>
       </w:rPr>
-      <w:t>1</w:t>
+      <w:t>4</w:t>
     </w:r>
     <w:r>
       <w:rPr>
@@ -3549,7 +3551,7 @@
       <w:rPr>
         <w:noProof/>
       </w:rPr>
-      <w:t>9/11/2020</w:t>
+      <w:t>9/20/2020</w:t>
     </w:r>
     <w:r>
       <w:rPr>
